--- a/docs/entrega/narrativa.docx
+++ b/docs/entrega/narrativa.docx
@@ -65,7 +65,7 @@
         <w:pStyle w:val="Corpo"/>
       </w:pPr>
       <w:r>
-        <w:t xml:space="preserve">Este documento conta, na ordem em que o jogador vive, o que acontece em Ankhor, do começo ao fim. Ele não explica o mundo inteiro: só o que a história mostra a cada passo. As falas entre aspas vêm do roteiro do jogo. O detalhe de cada cena está no Roteiro.</w:t>
+        <w:t xml:space="preserve">Este documento conta, na ordem em que o jogador vive, o que acontece em Ankhor, do começo ao fim. Ele não explica o mundo inteiro: só o que a história mostra a cada passo. As falas entre aspas vêm do roteiro do jogo.</w:t>
       </w:r>
     </w:p>
     <w:p>
